--- a/src/templates/template_Sales_Contract_v2.docx
+++ b/src/templates/template_Sales_Contract_v2.docx
@@ -27,15 +27,15 @@
         <mc:AlternateContent>
           <mc:Choice Requires="wps">
             <w:drawing>
-              <wp:anchor distT="0" distB="0" distL="114300" distR="114300" simplePos="0" relativeHeight="251660288" behindDoc="0" locked="0" layoutInCell="1" allowOverlap="1" wp14:anchorId="1DB04DF8" wp14:editId="7836B1A0">
+              <wp:anchor distT="0" distB="0" distL="114300" distR="114300" simplePos="0" relativeHeight="251660288" behindDoc="0" locked="0" layoutInCell="1" allowOverlap="1" wp14:anchorId="1DB04DF8" wp14:editId="01431779">
                 <wp:simplePos x="0" y="0"/>
-                <wp:positionH relativeFrom="column">
-                  <wp:posOffset>2228850</wp:posOffset>
+                <wp:positionH relativeFrom="margin">
+                  <wp:align>right</wp:align>
                 </wp:positionH>
                 <wp:positionV relativeFrom="paragraph">
                   <wp:posOffset>-252730</wp:posOffset>
                 </wp:positionV>
-                <wp:extent cx="4895850" cy="1838325"/>
+                <wp:extent cx="4895850" cy="1781175"/>
                 <wp:effectExtent l="0" t="0" r="0" b="9525"/>
                 <wp:wrapNone/>
                 <wp:docPr id="5" name="Text Box 5"/>
@@ -47,7 +47,7 @@
                       <wps:spPr>
                         <a:xfrm>
                           <a:off x="0" y="0"/>
-                          <a:ext cx="4895850" cy="1838325"/>
+                          <a:ext cx="4895850" cy="1781175"/>
                         </a:xfrm>
                         <a:prstGeom prst="rect">
                           <a:avLst/>
@@ -81,15 +81,7 @@
                               </w:rPr>
                             </w:pPr>
                             <w:r>
-                              <w:t>{#header_</w:t>
-                            </w:r>
-                            <w:proofErr w:type="gramStart"/>
-                            <w:r>
-                              <w:t>show}{</w:t>
-                            </w:r>
-                            <w:proofErr w:type="gramEnd"/>
-                            <w:r>
-                              <w:t>#header_logo_only}</w:t>
+                              <w:t>{#header_show}{#header_logo_only}</w:t>
                             </w:r>
                             <w:r>
                               <w:t>{</w:t>
@@ -158,6 +150,14 @@
                                 <w:szCs w:val="14"/>
                               </w:rPr>
                               <w:t>}</w:t>
+                            </w:r>
+                            <w:r>
+                              <w:rPr>
+                                <w:sz w:val="14"/>
+                                <w:szCs w:val="14"/>
+                                <w:lang w:val="en-US"/>
+                              </w:rPr>
+                              <w:t xml:space="preserve"> </w:t>
                             </w:r>
                           </w:p>
                           <w:p>
@@ -293,7 +293,6 @@
                                 <w:lang w:val="en-US"/>
                               </w:rPr>
                             </w:pPr>
-                            <w:proofErr w:type="gramStart"/>
                             <w:r>
                               <w:rPr>
                                 <w:b/>
@@ -311,7 +310,6 @@
                               <w:t>{</w:t>
                             </w:r>
                             <w:proofErr w:type="spellStart"/>
-                            <w:proofErr w:type="gramEnd"/>
                             <w:r>
                               <w:rPr>
                                 <w:sz w:val="14"/>
@@ -548,6 +546,9 @@
                 <wp14:sizeRelH relativeFrom="margin">
                   <wp14:pctWidth>0</wp14:pctWidth>
                 </wp14:sizeRelH>
+                <wp14:sizeRelV relativeFrom="margin">
+                  <wp14:pctHeight>0</wp14:pctHeight>
+                </wp14:sizeRelV>
               </wp:anchor>
             </w:drawing>
           </mc:Choice>
@@ -557,7 +558,7 @@
                 <v:stroke joinstyle="miter"/>
                 <v:path gradientshapeok="t" o:connecttype="rect"/>
               </v:shapetype>
-              <v:shape id="Text Box 5" o:spid="_x0000_s1026" type="#_x0000_t202" style="position:absolute;margin-left:175.5pt;margin-top:-19.9pt;width:385.5pt;height:144.75pt;z-index:251660288;visibility:visible;mso-wrap-style:square;mso-width-percent:0;mso-wrap-distance-left:9pt;mso-wrap-distance-top:0;mso-wrap-distance-right:9pt;mso-wrap-distance-bottom:0;mso-position-horizontal:absolute;mso-position-horizontal-relative:text;mso-position-vertical:absolute;mso-position-vertical-relative:text;mso-width-percent:0;mso-width-relative:margin;v-text-anchor:top" o:gfxdata="UEsDBBQABgAIAAAAIQC2gziS/gAAAOEBAAATAAAAW0NvbnRlbnRfVHlwZXNdLnhtbJSRQU7DMBBF&#10;90jcwfIWJU67QAgl6YK0S0CoHGBkTxKLZGx5TGhvj5O2G0SRWNoz/78nu9wcxkFMGNg6quQqL6RA&#10;0s5Y6ir5vt9lD1JwBDIwOMJKHpHlpr69KfdHjyxSmriSfYz+USnWPY7AufNIadK6MEJMx9ApD/oD&#10;OlTrorhX2lFEilmcO2RdNtjC5xDF9pCuTyYBB5bi6bQ4syoJ3g9WQ0ymaiLzg5KdCXlKLjvcW893&#10;SUOqXwnz5DrgnHtJTxOsQfEKIT7DmDSUCaxw7Rqn8787ZsmRM9e2VmPeBN4uqYvTtW7jvijg9N/y&#10;JsXecLq0q+WD6m8AAAD//wMAUEsDBBQABgAIAAAAIQA4/SH/1gAAAJQBAAALAAAAX3JlbHMvLnJl&#10;bHOkkMFqwzAMhu+DvYPRfXGawxijTi+j0GvpHsDYimMaW0Yy2fr2M4PBMnrbUb/Q94l/f/hMi1qR&#10;JVI2sOt6UJgd+ZiDgffL8ekFlFSbvV0oo4EbChzGx4f9GRdb25HMsYhqlCwG5lrLq9biZkxWOiqY&#10;22YiTra2kYMu1l1tQD30/bPm3wwYN0x18gb45AdQl1tp5j/sFB2T0FQ7R0nTNEV3j6o9feQzro1i&#10;OWA14Fm+Q8a1a8+Bvu/d/dMb2JY5uiPbhG/ktn4cqGU/er3pcvwCAAD//wMAUEsDBBQABgAIAAAA&#10;IQDosrDgZgIAADAFAAAOAAAAZHJzL2Uyb0RvYy54bWysVN9v2jAQfp+0/8Hy+whQ2GjUULFWTJOq&#10;thqd+mwcG6I5Pu9sSNhf37MTaNftpdNeEvt+33ff+eKyrQ3bK/QV2IKPBkPOlJVQVnZT8O8Pyw8z&#10;znwQthQGrCr4QXl+OX//7qJxuRrDFkypkFEQ6/PGFXwbgsuzzMutqoUfgFOWlBqwFoGuuMlKFA1F&#10;r002Hg4/Zg1g6RCk8p6k152Sz1N8rZUMd1p7FZgpONUW0hfTdx2/2fxC5BsUblvJvgzxD1XUorKU&#10;9BTqWgTBdlj9EaquJIIHHQYS6gy0rqRKPVA3o+GrblZb4VTqhcDx7gST/39h5e1+5e6RhfYztDTA&#10;CEjjfO5JGPtpNdbxT5Uy0hOEhxNsqg1MknAyO5/OpqSSpBvNzmZn42mMkz27O/Thi4KaxUPBkeaS&#10;4BL7Gx8606NJzGZhWRmTZmPsbwKKGSXZc43pFA5GRTtjvynNqjKVGgVe4mZ9ZZB1MydSUp3Hyadg&#10;5BANNSV8o2/vEr1Votob/U9OKT/YcPKvKwuYAEqLoGIDe0EULn+kCVHhurM/QtEBELEI7brth7iG&#10;8kCzReho751cVoT/jfDhXiDxnLCg3Q139NEGmoJDf+JsC/jrb/JoT/QjLWcN7U3B/c+dQMWZ+WqJ&#10;mOejyYTChnSZTD+N6YIvNeuXGrurr4D6GtEr4WQ6RvtgjkeNUD/Sii9iVlIJKyl3wcPxeBW6ydIT&#10;IdVikYxotZwIN3blZAwd4Y3semgfBbqegoHYewvHDRP5KyZ2ttHTwmIXQFeJphHgDtUeeFrLRPT+&#10;CYl7//KerJ4fuvkTAAAA//8DAFBLAwQUAAYACAAAACEA5kd63OAAAAAMAQAADwAAAGRycy9kb3du&#10;cmV2LnhtbEyPwU7DMAyG70i8Q2QkblvSbmO01J0QiCtogyFxyxqvrWicqsnW8vZkJzja/vX7+4rN&#10;ZDtxpsG3jhGSuQJBXDnTco3w8f4yuwfhg2ajO8eE8EMeNuX1VaFz40be0nkXahFL2OcaoQmhz6X0&#10;VUNW+7nriePt6AarQxyHWppBj7HcdjJV6k5a3XL80Oienhqqvncni7B/PX59LtVb/WxX/egmJdlm&#10;EvH2Znp8ABFoCn9huOBHdCgj08Gd2HjRISxWSXQJCLNFFh0uiSRN4+qAkC6zNciykP8lyl8AAAD/&#10;/wMAUEsBAi0AFAAGAAgAAAAhALaDOJL+AAAA4QEAABMAAAAAAAAAAAAAAAAAAAAAAFtDb250ZW50&#10;X1R5cGVzXS54bWxQSwECLQAUAAYACAAAACEAOP0h/9YAAACUAQAACwAAAAAAAAAAAAAAAAAvAQAA&#10;X3JlbHMvLnJlbHNQSwECLQAUAAYACAAAACEA6LKw4GYCAAAwBQAADgAAAAAAAAAAAAAAAAAuAgAA&#10;ZHJzL2Uyb0RvYy54bWxQSwECLQAUAAYACAAAACEA5kd63OAAAAAMAQAADwAAAAAAAAAAAAAAAADA&#10;BAAAZHJzL2Rvd25yZXYueG1sUEsFBgAAAAAEAAQA8wAAAM0FAAAAAA==&#10;" filled="f" stroked="f">
+              <v:shape id="Text Box 5" o:spid="_x0000_s1026" type="#_x0000_t202" style="position:absolute;margin-left:334.3pt;margin-top:-19.9pt;width:385.5pt;height:140.25pt;z-index:251660288;visibility:visible;mso-wrap-style:square;mso-width-percent:0;mso-height-percent:0;mso-wrap-distance-left:9pt;mso-wrap-distance-top:0;mso-wrap-distance-right:9pt;mso-wrap-distance-bottom:0;mso-position-horizontal:right;mso-position-horizontal-relative:margin;mso-position-vertical:absolute;mso-position-vertical-relative:text;mso-width-percent:0;mso-height-percent:0;mso-width-relative:margin;mso-height-relative:margin;v-text-anchor:top" o:gfxdata="UEsDBBQABgAIAAAAIQC2gziS/gAAAOEBAAATAAAAW0NvbnRlbnRfVHlwZXNdLnhtbJSRQU7DMBBF&#10;90jcwfIWJU67QAgl6YK0S0CoHGBkTxKLZGx5TGhvj5O2G0SRWNoz/78nu9wcxkFMGNg6quQqL6RA&#10;0s5Y6ir5vt9lD1JwBDIwOMJKHpHlpr69KfdHjyxSmriSfYz+USnWPY7AufNIadK6MEJMx9ApD/oD&#10;OlTrorhX2lFEilmcO2RdNtjC5xDF9pCuTyYBB5bi6bQ4syoJ3g9WQ0ymaiLzg5KdCXlKLjvcW893&#10;SUOqXwnz5DrgnHtJTxOsQfEKIT7DmDSUCaxw7Rqn8787ZsmRM9e2VmPeBN4uqYvTtW7jvijg9N/y&#10;JsXecLq0q+WD6m8AAAD//wMAUEsDBBQABgAIAAAAIQA4/SH/1gAAAJQBAAALAAAAX3JlbHMvLnJl&#10;bHOkkMFqwzAMhu+DvYPRfXGawxijTi+j0GvpHsDYimMaW0Yy2fr2M4PBMnrbUb/Q94l/f/hMi1qR&#10;JVI2sOt6UJgd+ZiDgffL8ekFlFSbvV0oo4EbChzGx4f9GRdb25HMsYhqlCwG5lrLq9biZkxWOiqY&#10;22YiTra2kYMu1l1tQD30/bPm3wwYN0x18gb45AdQl1tp5j/sFB2T0FQ7R0nTNEV3j6o9feQzro1i&#10;OWA14Fm+Q8a1a8+Bvu/d/dMb2JY5uiPbhG/ktn4cqGU/er3pcvwCAAD//wMAUEsDBBQABgAIAAAA&#10;IQA34tvaZQIAADAFAAAOAAAAZHJzL2Uyb0RvYy54bWysVEtv2zAMvg/YfxB0XxwXyZIGdYqsRYcB&#10;RVssHXpWZCkxJosapcTOfv0o2Xms26XDLrbENz9+1NV1Wxu2U+grsAXPB0POlJVQVnZd8G/Pdx+m&#10;nPkgbCkMWFXwvfL8ev7+3VXjZuoCNmBKhYyCWD9rXME3IbhZlnm5UbXwA3DKklID1iLQFddZiaKh&#10;6LXJLobDj1kDWDoEqbwn6W2n5PMUX2slw6PWXgVmCk61hfTF9F3Fbza/ErM1CrepZF+G+IcqalFZ&#10;SnoMdSuCYFus/ghVVxLBgw4DCXUGWldSpR6om3z4qpvlRjiVeiFwvDvC5P9fWPmwW7onZKH9BC0N&#10;MALSOD/zJIz9tBrr+KdKGekJwv0RNtUGJkk4ml6Op2NSSdLlk2meT8YxTnZyd+jDZwU1i4eCI80l&#10;wSV29z50pgeTmM3CXWVMmo2xvwkoZpRkpxrTKeyNinbGflWaVWUqNQq8xPXqxiDrZk6kpDoPk0/B&#10;yCEaakr4Rt/eJXqrRLU3+h+dUn6w4ehfVxYwAZQWQcUGdoIoXH5PE6LCdWd/gKIDIGIR2lXbD3EF&#10;5Z5mi9DR3jt5VxH+98KHJ4HEc8KCdjc80kcbaAoO/YmzDeDPv8mjPdGPtJw1tDcF9z+2AhVn5osl&#10;Yl7moxGFDekyGk8u6ILnmtW5xm7rG6C+cnolnEzHaB/M4agR6hda8UXMSiphJeUueDgcb0I3WXoi&#10;pFoskhGtlhPh3i6djKEjvJFdz+2LQNdTMBB7H+CwYWL2iomdbfS0sNgG0FWiaQS4Q7UHntYyEb1/&#10;QuLen9+T1emhm/8CAAD//wMAUEsDBBQABgAIAAAAIQDFSvsF3AAAAAgBAAAPAAAAZHJzL2Rvd25y&#10;ZXYueG1sTI9NT8MwDIbvSPyHyEjctmRjUFbqTgjEFbTxIXHLGq+taJyqydby7zEnONqv9fp5is3k&#10;O3WiIbaBERZzA4q4Cq7lGuHt9Wl2Cyomy852gQnhmyJsyvOzwuYujLyl0y7VSko45hahSanPtY5V&#10;Q97GeeiJJTuEwdsk41BrN9hRyn2nl8bcaG9blg+N7emhoeprd/QI78+Hz4+Veakf/XU/hslo9muN&#10;eHkx3d+BSjSlv2P4xRd0KIVpH47souoQRCQhzK7WIiBxli1ks0dYrkwGuiz0f4HyBwAA//8DAFBL&#10;AQItABQABgAIAAAAIQC2gziS/gAAAOEBAAATAAAAAAAAAAAAAAAAAAAAAABbQ29udGVudF9UeXBl&#10;c10ueG1sUEsBAi0AFAAGAAgAAAAhADj9If/WAAAAlAEAAAsAAAAAAAAAAAAAAAAALwEAAF9yZWxz&#10;Ly5yZWxzUEsBAi0AFAAGAAgAAAAhADfi29plAgAAMAUAAA4AAAAAAAAAAAAAAAAALgIAAGRycy9l&#10;Mm9Eb2MueG1sUEsBAi0AFAAGAAgAAAAhAMVK+wXcAAAACAEAAA8AAAAAAAAAAAAAAAAAvwQAAGRy&#10;cy9kb3ducmV2LnhtbFBLBQYAAAAABAAEAPMAAADIBQAAAAA=&#10;" filled="f" stroked="f">
                 <v:textbox>
                   <w:txbxContent>
                     <w:p>
@@ -568,15 +569,7 @@
                         </w:rPr>
                       </w:pPr>
                       <w:r>
-                        <w:t>{#header_</w:t>
-                      </w:r>
-                      <w:proofErr w:type="gramStart"/>
-                      <w:r>
-                        <w:t>show}{</w:t>
-                      </w:r>
-                      <w:proofErr w:type="gramEnd"/>
-                      <w:r>
-                        <w:t>#header_logo_only}</w:t>
+                        <w:t>{#header_show}{#header_logo_only}</w:t>
                       </w:r>
                       <w:r>
                         <w:t>{</w:t>
@@ -645,6 +638,14 @@
                           <w:szCs w:val="14"/>
                         </w:rPr>
                         <w:t>}</w:t>
+                      </w:r>
+                      <w:r>
+                        <w:rPr>
+                          <w:sz w:val="14"/>
+                          <w:szCs w:val="14"/>
+                          <w:lang w:val="en-US"/>
+                        </w:rPr>
+                        <w:t xml:space="preserve"> </w:t>
                       </w:r>
                     </w:p>
                     <w:p>
@@ -780,7 +781,6 @@
                           <w:lang w:val="en-US"/>
                         </w:rPr>
                       </w:pPr>
-                      <w:proofErr w:type="gramStart"/>
                       <w:r>
                         <w:rPr>
                           <w:b/>
@@ -798,7 +798,6 @@
                         <w:t>{</w:t>
                       </w:r>
                       <w:proofErr w:type="spellStart"/>
-                      <w:proofErr w:type="gramEnd"/>
                       <w:r>
                         <w:rPr>
                           <w:sz w:val="14"/>
@@ -1023,6 +1022,7 @@
                     </w:p>
                   </w:txbxContent>
                 </v:textbox>
+                <w10:wrap anchorx="margin"/>
               </v:shape>
             </w:pict>
           </mc:Fallback>
@@ -1083,15 +1083,7 @@
                         <w:txbxContent>
                           <w:p>
                             <w:r>
-                              <w:t>{#header_</w:t>
-                            </w:r>
-                            <w:proofErr w:type="gramStart"/>
-                            <w:r>
-                              <w:t>show}{</w:t>
-                            </w:r>
-                            <w:proofErr w:type="gramEnd"/>
-                            <w:r>
-                              <w:t>#header_logo_only}</w:t>
+                              <w:t>{#header_show}{#header_logo_only}</w:t>
                             </w:r>
                             <w:r>
                               <w:t>{%header_logo}</w:t>
@@ -1153,15 +1145,7 @@
                   <w:txbxContent>
                     <w:p>
                       <w:r>
-                        <w:t>{#header_</w:t>
-                      </w:r>
-                      <w:proofErr w:type="gramStart"/>
-                      <w:r>
-                        <w:t>show}{</w:t>
-                      </w:r>
-                      <w:proofErr w:type="gramEnd"/>
-                      <w:r>
-                        <w:t>#header_logo_only}</w:t>
+                        <w:t>{#header_show}{#header_logo_only}</w:t>
                       </w:r>
                       <w:r>
                         <w:t>{%header_logo}</w:t>
@@ -1225,12 +1209,12 @@
         <w:autoSpaceDE w:val="0"/>
         <w:autoSpaceDN w:val="0"/>
         <w:adjustRightInd w:val="0"/>
-        <w:jc w:val="center"/>
         <w:rPr>
           <w:b/>
           <w:bCs/>
           <w:sz w:val="32"/>
           <w:szCs w:val="32"/>
+          <w:lang w:val="ru-RU"/>
         </w:rPr>
       </w:pPr>
     </w:p>
@@ -1245,6 +1229,7 @@
           <w:bCs/>
           <w:sz w:val="32"/>
           <w:szCs w:val="32"/>
+          <w:lang w:val="ru-RU"/>
         </w:rPr>
       </w:pPr>
     </w:p>
@@ -1312,14 +1297,14 @@
         <w:tblLook w:val="01E0" w:firstRow="1" w:lastRow="1" w:firstColumn="1" w:lastColumn="1" w:noHBand="0" w:noVBand="0"/>
       </w:tblPr>
       <w:tblGrid>
-        <w:gridCol w:w="869"/>
+        <w:gridCol w:w="859"/>
         <w:gridCol w:w="3693"/>
-        <w:gridCol w:w="1289"/>
-        <w:gridCol w:w="2874"/>
+        <w:gridCol w:w="1750"/>
+        <w:gridCol w:w="2423"/>
       </w:tblGrid>
       <w:tr>
         <w:trPr>
-          <w:trHeight w:val="377"/>
+          <w:trHeight w:val="395"/>
         </w:trPr>
         <w:tc>
           <w:tcPr>
@@ -1330,8 +1315,6 @@
               <w:rPr>
                 <w:b/>
                 <w:bCs/>
-                <w:sz w:val="28"/>
-                <w:szCs w:val="28"/>
               </w:rPr>
               <w:t>Date:</w:t>
             </w:r>
@@ -1378,15 +1361,7 @@
                 <w:sz w:val="26"/>
                 <w:szCs w:val="26"/>
               </w:rPr>
-              <w:t>__</w:t>
-            </w:r>
-            <w:proofErr w:type="gramStart"/>
-            <w:r>
-              <w:rPr>
-                <w:sz w:val="26"/>
-                <w:szCs w:val="26"/>
-              </w:rPr>
-              <w:t>c</w:t>
+              <w:t>__c</w:t>
             </w:r>
             <w:r>
               <w:rPr>
@@ -1402,16 +1377,7 @@
                 <w:szCs w:val="26"/>
                 <w:lang w:val="en-US"/>
               </w:rPr>
-              <w:t>Contract</w:t>
-            </w:r>
-            <w:proofErr w:type="gramEnd"/>
-            <w:r>
-              <w:rPr>
-                <w:sz w:val="26"/>
-                <w:szCs w:val="26"/>
-                <w:lang w:val="en-US"/>
-              </w:rPr>
-              <w:t>_Date__c</w:t>
+              <w:t>Contract_Date__c</w:t>
             </w:r>
             <w:proofErr w:type="spellEnd"/>
             <w:r>
@@ -1426,15 +1392,13 @@
         </w:tc>
         <w:tc>
           <w:tcPr>
-            <w:tcW w:w="1289" w:type="dxa"/>
+            <w:tcW w:w="1823" w:type="dxa"/>
           </w:tcPr>
           <w:p>
             <w:r>
               <w:rPr>
                 <w:b/>
                 <w:bCs/>
-                <w:sz w:val="28"/>
-                <w:szCs w:val="28"/>
               </w:rPr>
               <w:t>Contract No:</w:t>
             </w:r>
@@ -1442,7 +1406,7 @@
         </w:tc>
         <w:tc>
           <w:tcPr>
-            <w:tcW w:w="2874" w:type="dxa"/>
+            <w:tcW w:w="2340" w:type="dxa"/>
           </w:tcPr>
           <w:p>
             <w:pPr>
@@ -1463,7 +1427,6 @@
               <w:t>{Contract__</w:t>
             </w:r>
             <w:proofErr w:type="spellStart"/>
-            <w:proofErr w:type="gramStart"/>
             <w:r>
               <w:rPr>
                 <w:bCs/>
@@ -1474,7 +1437,6 @@
               <w:t>c.Name</w:t>
             </w:r>
             <w:proofErr w:type="spellEnd"/>
-            <w:proofErr w:type="gramEnd"/>
             <w:r>
               <w:rPr>
                 <w:bCs/>
@@ -1495,8 +1457,26 @@
         <w:autoSpaceDN w:val="0"/>
         <w:adjustRightInd w:val="0"/>
         <w:rPr>
+          <w:b/>
+          <w:bCs/>
           <w:sz w:val="28"/>
           <w:szCs w:val="28"/>
+          <w:lang w:val="ru-RU"/>
+        </w:rPr>
+      </w:pPr>
+    </w:p>
+    <w:p>
+      <w:pPr>
+        <w:widowControl w:val="0"/>
+        <w:autoSpaceDE w:val="0"/>
+        <w:autoSpaceDN w:val="0"/>
+        <w:adjustRightInd w:val="0"/>
+        <w:rPr>
+          <w:b/>
+          <w:bCs/>
+          <w:sz w:val="28"/>
+          <w:szCs w:val="28"/>
+          <w:lang w:val="ru-RU"/>
         </w:rPr>
       </w:pPr>
       <w:r>
@@ -1508,6 +1488,19 @@
         </w:rPr>
         <w:t>We confirm having today</w:t>
       </w:r>
+    </w:p>
+    <w:p>
+      <w:pPr>
+        <w:widowControl w:val="0"/>
+        <w:autoSpaceDE w:val="0"/>
+        <w:autoSpaceDN w:val="0"/>
+        <w:adjustRightInd w:val="0"/>
+        <w:rPr>
+          <w:sz w:val="28"/>
+          <w:szCs w:val="28"/>
+          <w:lang w:val="ru-RU"/>
+        </w:rPr>
+      </w:pPr>
     </w:p>
     <w:tbl>
       <w:tblPr>
@@ -1564,11 +1557,7 @@
             </w:r>
             <w:proofErr w:type="spellStart"/>
             <w:r>
-              <w:t>Account__</w:t>
-            </w:r>
-            <w:proofErr w:type="gramStart"/>
-            <w:r>
-              <w:t>c</w:t>
+              <w:t>Account__c</w:t>
             </w:r>
             <w:proofErr w:type="spellEnd"/>
             <w:r>
@@ -1580,7 +1569,6 @@
               </w:rPr>
               <w:t>Name</w:t>
             </w:r>
-            <w:proofErr w:type="gramEnd"/>
             <w:r>
               <w:t>}</w:t>
             </w:r>
@@ -1591,34 +1579,6 @@
                 <w:lang w:val="en-US"/>
               </w:rPr>
             </w:pPr>
-            <w:r>
-              <w:rPr>
-                <w:lang w:val="en-US"/>
-              </w:rPr>
-              <w:t>{</w:t>
-            </w:r>
-            <w:r>
-              <w:rPr>
-                <w:lang w:val="en-US"/>
-              </w:rPr>
-              <w:t>Account__</w:t>
-            </w:r>
-            <w:proofErr w:type="spellStart"/>
-            <w:proofErr w:type="gramStart"/>
-            <w:r>
-              <w:rPr>
-                <w:lang w:val="en-US"/>
-              </w:rPr>
-              <w:t>c.BillingStreet</w:t>
-            </w:r>
-            <w:proofErr w:type="spellEnd"/>
-            <w:proofErr w:type="gramEnd"/>
-            <w:r>
-              <w:rPr>
-                <w:lang w:val="en-US"/>
-              </w:rPr>
-              <w:t>}</w:t>
-            </w:r>
           </w:p>
           <w:p>
             <w:pPr>
@@ -1639,21 +1599,66 @@
               <w:t>Account__</w:t>
             </w:r>
             <w:proofErr w:type="spellStart"/>
-            <w:proofErr w:type="gramStart"/>
             <w:r>
               <w:rPr>
                 <w:lang w:val="en-US"/>
               </w:rPr>
+              <w:t>c.BillingStreet</w:t>
+            </w:r>
+            <w:proofErr w:type="spellEnd"/>
+            <w:r>
+              <w:rPr>
+                <w:lang w:val="en-US"/>
+              </w:rPr>
+              <w:t>}</w:t>
+            </w:r>
+          </w:p>
+          <w:p>
+            <w:pPr>
+              <w:rPr>
+                <w:lang w:val="en-US"/>
+              </w:rPr>
+            </w:pPr>
+          </w:p>
+          <w:p>
+            <w:pPr>
+              <w:rPr>
+                <w:lang w:val="en-US"/>
+              </w:rPr>
+            </w:pPr>
+            <w:r>
+              <w:rPr>
+                <w:lang w:val="en-US"/>
+              </w:rPr>
+              <w:t>{</w:t>
+            </w:r>
+            <w:r>
+              <w:rPr>
+                <w:lang w:val="en-US"/>
+              </w:rPr>
+              <w:t>Account__</w:t>
+            </w:r>
+            <w:proofErr w:type="spellStart"/>
+            <w:r>
+              <w:rPr>
+                <w:lang w:val="en-US"/>
+              </w:rPr>
               <w:t>c.BillingPostalCode</w:t>
             </w:r>
             <w:proofErr w:type="spellEnd"/>
-            <w:proofErr w:type="gramEnd"/>
             <w:r>
               <w:rPr>
                 <w:lang w:val="en-US"/>
               </w:rPr>
               <w:t>}</w:t>
             </w:r>
+          </w:p>
+          <w:p>
+            <w:pPr>
+              <w:rPr>
+                <w:lang w:val="en-US"/>
+              </w:rPr>
+            </w:pPr>
           </w:p>
         </w:tc>
       </w:tr>
@@ -1839,7 +1844,6 @@
               <w:t>Commodity__</w:t>
             </w:r>
             <w:proofErr w:type="spellStart"/>
-            <w:proofErr w:type="gramStart"/>
             <w:r>
               <w:rPr>
                 <w:sz w:val="26"/>
@@ -1855,7 +1859,6 @@
               <w:t>Name</w:t>
             </w:r>
             <w:proofErr w:type="spellEnd"/>
-            <w:proofErr w:type="gramEnd"/>
             <w:r>
               <w:rPr>
                 <w:sz w:val="26"/>
@@ -1910,30 +1913,14 @@
                 <w:sz w:val="26"/>
                 <w:szCs w:val="26"/>
               </w:rPr>
-              <w:t>Contract__</w:t>
-            </w:r>
-            <w:proofErr w:type="gramStart"/>
-            <w:r>
-              <w:rPr>
-                <w:sz w:val="26"/>
-                <w:szCs w:val="26"/>
-              </w:rPr>
-              <w:t>c.</w:t>
-            </w:r>
-            <w:r>
-              <w:rPr>
-                <w:sz w:val="26"/>
-                <w:szCs w:val="26"/>
-              </w:rPr>
-              <w:t>Quantity</w:t>
-            </w:r>
-            <w:proofErr w:type="gramEnd"/>
-            <w:r>
-              <w:rPr>
-                <w:sz w:val="26"/>
-                <w:szCs w:val="26"/>
-              </w:rPr>
-              <w:t>__c</w:t>
+              <w:t>Contract__c.</w:t>
+            </w:r>
+            <w:r>
+              <w:rPr>
+                <w:sz w:val="26"/>
+                <w:szCs w:val="26"/>
+              </w:rPr>
+              <w:t>Quantity__c</w:t>
             </w:r>
             <w:proofErr w:type="spellEnd"/>
             <w:r>
@@ -1997,30 +1984,14 @@
                 <w:sz w:val="26"/>
                 <w:szCs w:val="26"/>
               </w:rPr>
-              <w:t>Contract__</w:t>
-            </w:r>
-            <w:proofErr w:type="gramStart"/>
-            <w:r>
-              <w:rPr>
-                <w:sz w:val="26"/>
-                <w:szCs w:val="26"/>
-              </w:rPr>
-              <w:t>c.</w:t>
-            </w:r>
-            <w:r>
-              <w:rPr>
-                <w:sz w:val="26"/>
-                <w:szCs w:val="26"/>
-              </w:rPr>
-              <w:t>Price</w:t>
-            </w:r>
-            <w:proofErr w:type="gramEnd"/>
-            <w:r>
-              <w:rPr>
-                <w:sz w:val="26"/>
-                <w:szCs w:val="26"/>
-              </w:rPr>
-              <w:t>__c</w:t>
+              <w:t>Contract__c.</w:t>
+            </w:r>
+            <w:r>
+              <w:rPr>
+                <w:sz w:val="26"/>
+                <w:szCs w:val="26"/>
+              </w:rPr>
+              <w:t>Price__c</w:t>
             </w:r>
             <w:proofErr w:type="spellEnd"/>
             <w:r>
@@ -2077,30 +2048,14 @@
                 <w:sz w:val="26"/>
                 <w:szCs w:val="26"/>
               </w:rPr>
-              <w:t>Contract__</w:t>
-            </w:r>
-            <w:proofErr w:type="gramStart"/>
-            <w:r>
-              <w:rPr>
-                <w:sz w:val="26"/>
-                <w:szCs w:val="26"/>
-              </w:rPr>
-              <w:t>c.</w:t>
-            </w:r>
-            <w:r>
-              <w:rPr>
-                <w:sz w:val="26"/>
-                <w:szCs w:val="26"/>
-              </w:rPr>
-              <w:t>Quality</w:t>
-            </w:r>
-            <w:proofErr w:type="gramEnd"/>
-            <w:r>
-              <w:rPr>
-                <w:sz w:val="26"/>
-                <w:szCs w:val="26"/>
-              </w:rPr>
-              <w:t>__c</w:t>
+              <w:t>Contract__c.</w:t>
+            </w:r>
+            <w:r>
+              <w:rPr>
+                <w:sz w:val="26"/>
+                <w:szCs w:val="26"/>
+              </w:rPr>
+              <w:t>Quality__c</w:t>
             </w:r>
             <w:proofErr w:type="spellEnd"/>
             <w:r>
@@ -2157,30 +2112,14 @@
                 <w:sz w:val="26"/>
                 <w:szCs w:val="26"/>
               </w:rPr>
-              <w:t>Contract__</w:t>
-            </w:r>
-            <w:proofErr w:type="gramStart"/>
-            <w:r>
-              <w:rPr>
-                <w:sz w:val="26"/>
-                <w:szCs w:val="26"/>
-              </w:rPr>
-              <w:t>c.</w:t>
-            </w:r>
-            <w:r>
-              <w:rPr>
-                <w:sz w:val="26"/>
-                <w:szCs w:val="26"/>
-              </w:rPr>
-              <w:t>Position</w:t>
-            </w:r>
-            <w:proofErr w:type="gramEnd"/>
-            <w:r>
-              <w:rPr>
-                <w:sz w:val="26"/>
-                <w:szCs w:val="26"/>
-              </w:rPr>
-              <w:t>__c</w:t>
+              <w:t>Contract__c.</w:t>
+            </w:r>
+            <w:r>
+              <w:rPr>
+                <w:sz w:val="26"/>
+                <w:szCs w:val="26"/>
+              </w:rPr>
+              <w:t>Position__c</w:t>
             </w:r>
             <w:proofErr w:type="spellEnd"/>
             <w:r>
@@ -2237,30 +2176,14 @@
                 <w:sz w:val="26"/>
                 <w:szCs w:val="26"/>
               </w:rPr>
-              <w:t>Contract__</w:t>
-            </w:r>
-            <w:proofErr w:type="gramStart"/>
-            <w:r>
-              <w:rPr>
-                <w:sz w:val="26"/>
-                <w:szCs w:val="26"/>
-              </w:rPr>
-              <w:t>c.</w:t>
-            </w:r>
-            <w:r>
-              <w:rPr>
-                <w:sz w:val="26"/>
-                <w:szCs w:val="26"/>
-              </w:rPr>
-              <w:t>Delivery</w:t>
-            </w:r>
-            <w:proofErr w:type="gramEnd"/>
-            <w:r>
-              <w:rPr>
-                <w:sz w:val="26"/>
-                <w:szCs w:val="26"/>
-              </w:rPr>
-              <w:t>__c</w:t>
+              <w:t>Contract__c.</w:t>
+            </w:r>
+            <w:r>
+              <w:rPr>
+                <w:sz w:val="26"/>
+                <w:szCs w:val="26"/>
+              </w:rPr>
+              <w:t>Delivery__c</w:t>
             </w:r>
             <w:proofErr w:type="spellEnd"/>
             <w:r>
@@ -2317,30 +2240,14 @@
                 <w:sz w:val="26"/>
                 <w:szCs w:val="26"/>
               </w:rPr>
-              <w:t>Contract__</w:t>
-            </w:r>
-            <w:proofErr w:type="gramStart"/>
-            <w:r>
-              <w:rPr>
-                <w:sz w:val="26"/>
-                <w:szCs w:val="26"/>
-              </w:rPr>
-              <w:t>c.</w:t>
-            </w:r>
-            <w:r>
-              <w:rPr>
-                <w:sz w:val="26"/>
-                <w:szCs w:val="26"/>
-              </w:rPr>
-              <w:t>Payment</w:t>
-            </w:r>
-            <w:proofErr w:type="gramEnd"/>
-            <w:r>
-              <w:rPr>
-                <w:sz w:val="26"/>
-                <w:szCs w:val="26"/>
-              </w:rPr>
-              <w:t>_terms__c</w:t>
+              <w:t>Contract__c.</w:t>
+            </w:r>
+            <w:r>
+              <w:rPr>
+                <w:sz w:val="26"/>
+                <w:szCs w:val="26"/>
+              </w:rPr>
+              <w:t>Payment_terms__c</w:t>
             </w:r>
             <w:proofErr w:type="spellEnd"/>
             <w:r>

--- a/src/templates/template_Sales_Contract_v2.docx
+++ b/src/templates/template_Sales_Contract_v2.docx
@@ -1700,13 +1700,34 @@
               </w:rPr>
               <w:t>{</w:t>
             </w:r>
+            <w:r>
+              <w:rPr>
+                <w:sz w:val="26"/>
+                <w:szCs w:val="26"/>
+              </w:rPr>
+              <w:t>Account</w:t>
+            </w:r>
+            <w:r>
+              <w:rPr>
+                <w:sz w:val="26"/>
+                <w:szCs w:val="26"/>
+              </w:rPr>
+              <w:t>__</w:t>
+            </w:r>
             <w:proofErr w:type="spellStart"/>
             <w:r>
               <w:rPr>
                 <w:sz w:val="26"/>
                 <w:szCs w:val="26"/>
               </w:rPr>
-              <w:t>Account.</w:t>
+              <w:t>c</w:t>
+            </w:r>
+            <w:r>
+              <w:rPr>
+                <w:sz w:val="26"/>
+                <w:szCs w:val="26"/>
+              </w:rPr>
+              <w:t>.</w:t>
             </w:r>
             <w:r>
               <w:rPr>
@@ -1771,7 +1792,21 @@
                 <w:sz w:val="26"/>
                 <w:szCs w:val="26"/>
               </w:rPr>
-              <w:t>Account.</w:t>
+              <w:t>Account</w:t>
+            </w:r>
+            <w:r>
+              <w:rPr>
+                <w:sz w:val="26"/>
+                <w:szCs w:val="26"/>
+              </w:rPr>
+              <w:t>__c</w:t>
+            </w:r>
+            <w:r>
+              <w:rPr>
+                <w:sz w:val="26"/>
+                <w:szCs w:val="26"/>
+              </w:rPr>
+              <w:t>.</w:t>
             </w:r>
             <w:r>
               <w:rPr>

--- a/src/templates/template_Sales_Contract_v2.docx
+++ b/src/templates/template_Sales_Contract_v2.docx
@@ -81,7 +81,15 @@
                               </w:rPr>
                             </w:pPr>
                             <w:r>
-                              <w:t>{#header_show}{#header_logo_only}</w:t>
+                              <w:t>{#header_</w:t>
+                            </w:r>
+                            <w:proofErr w:type="gramStart"/>
+                            <w:r>
+                              <w:t>show}{</w:t>
+                            </w:r>
+                            <w:proofErr w:type="gramEnd"/>
+                            <w:r>
+                              <w:t>#header_logo_only}</w:t>
                             </w:r>
                             <w:r>
                               <w:t>{</w:t>
@@ -251,11 +259,21 @@
                             </w:pPr>
                             <w:r>
                               <w:rPr>
-                                <w:sz w:val="14"/>
-                                <w:szCs w:val="14"/>
-                                <w:lang w:val="en-US"/>
-                              </w:rPr>
-                              <w:t xml:space="preserve">Telephone: </w:t>
+                                <w:b/>
+                                <w:bCs/>
+                                <w:sz w:val="14"/>
+                                <w:szCs w:val="14"/>
+                                <w:lang w:val="en-US"/>
+                              </w:rPr>
+                              <w:t>Telephone:</w:t>
+                            </w:r>
+                            <w:r>
+                              <w:rPr>
+                                <w:sz w:val="14"/>
+                                <w:szCs w:val="14"/>
+                                <w:lang w:val="en-US"/>
+                              </w:rPr>
+                              <w:t xml:space="preserve"> </w:t>
                             </w:r>
                             <w:r>
                               <w:rPr>
@@ -300,6 +318,15 @@
                                 <w:szCs w:val="14"/>
                               </w:rPr>
                               <w:t>Fax:</w:t>
+                            </w:r>
+                            <w:r>
+                              <w:rPr>
+                                <w:b/>
+                                <w:sz w:val="14"/>
+                                <w:szCs w:val="14"/>
+                                <w:lang w:val="ru-RU"/>
+                              </w:rPr>
+                              <w:t xml:space="preserve"> </w:t>
                             </w:r>
                             <w:r>
                               <w:rPr>
@@ -349,6 +376,8 @@
                             </w:pPr>
                             <w:r>
                               <w:rPr>
+                                <w:b/>
+                                <w:bCs/>
                                 <w:sz w:val="14"/>
                                 <w:szCs w:val="14"/>
                                 <w:lang w:val="en-US"/>
@@ -569,7 +598,15 @@
                         </w:rPr>
                       </w:pPr>
                       <w:r>
-                        <w:t>{#header_show}{#header_logo_only}</w:t>
+                        <w:t>{#header_</w:t>
+                      </w:r>
+                      <w:proofErr w:type="gramStart"/>
+                      <w:r>
+                        <w:t>show}{</w:t>
+                      </w:r>
+                      <w:proofErr w:type="gramEnd"/>
+                      <w:r>
+                        <w:t>#header_logo_only}</w:t>
                       </w:r>
                       <w:r>
                         <w:t>{</w:t>
@@ -739,11 +776,21 @@
                       </w:pPr>
                       <w:r>
                         <w:rPr>
-                          <w:sz w:val="14"/>
-                          <w:szCs w:val="14"/>
-                          <w:lang w:val="en-US"/>
-                        </w:rPr>
-                        <w:t xml:space="preserve">Telephone: </w:t>
+                          <w:b/>
+                          <w:bCs/>
+                          <w:sz w:val="14"/>
+                          <w:szCs w:val="14"/>
+                          <w:lang w:val="en-US"/>
+                        </w:rPr>
+                        <w:t>Telephone:</w:t>
+                      </w:r>
+                      <w:r>
+                        <w:rPr>
+                          <w:sz w:val="14"/>
+                          <w:szCs w:val="14"/>
+                          <w:lang w:val="en-US"/>
+                        </w:rPr>
+                        <w:t xml:space="preserve"> </w:t>
                       </w:r>
                       <w:r>
                         <w:rPr>
@@ -788,6 +835,15 @@
                           <w:szCs w:val="14"/>
                         </w:rPr>
                         <w:t>Fax:</w:t>
+                      </w:r>
+                      <w:r>
+                        <w:rPr>
+                          <w:b/>
+                          <w:sz w:val="14"/>
+                          <w:szCs w:val="14"/>
+                          <w:lang w:val="ru-RU"/>
+                        </w:rPr>
+                        <w:t xml:space="preserve"> </w:t>
                       </w:r>
                       <w:r>
                         <w:rPr>
@@ -837,6 +893,8 @@
                       </w:pPr>
                       <w:r>
                         <w:rPr>
+                          <w:b/>
+                          <w:bCs/>
                           <w:sz w:val="14"/>
                           <w:szCs w:val="14"/>
                           <w:lang w:val="en-US"/>
@@ -1083,7 +1141,15 @@
                         <w:txbxContent>
                           <w:p>
                             <w:r>
-                              <w:t>{#header_show}{#header_logo_only}</w:t>
+                              <w:t>{#header_</w:t>
+                            </w:r>
+                            <w:proofErr w:type="gramStart"/>
+                            <w:r>
+                              <w:t>show}{</w:t>
+                            </w:r>
+                            <w:proofErr w:type="gramEnd"/>
+                            <w:r>
+                              <w:t>#header_logo_only}</w:t>
                             </w:r>
                             <w:r>
                               <w:t>{%header_logo}</w:t>
@@ -1145,7 +1211,15 @@
                   <w:txbxContent>
                     <w:p>
                       <w:r>
-                        <w:t>{#header_show}{#header_logo_only}</w:t>
+                        <w:t>{#header_</w:t>
+                      </w:r>
+                      <w:proofErr w:type="gramStart"/>
+                      <w:r>
+                        <w:t>show}{</w:t>
+                      </w:r>
+                      <w:proofErr w:type="gramEnd"/>
+                      <w:r>
+                        <w:t>#header_logo_only}</w:t>
                       </w:r>
                       <w:r>
                         <w:t>{%header_logo}</w:t>
@@ -1352,32 +1426,27 @@
               <w:rPr>
                 <w:sz w:val="26"/>
                 <w:szCs w:val="26"/>
-              </w:rPr>
-              <w:t>Сontract</w:t>
-            </w:r>
-            <w:proofErr w:type="spellEnd"/>
-            <w:r>
-              <w:rPr>
-                <w:sz w:val="26"/>
-                <w:szCs w:val="26"/>
-              </w:rPr>
-              <w:t>__c</w:t>
-            </w:r>
-            <w:r>
-              <w:rPr>
-                <w:sz w:val="26"/>
-                <w:szCs w:val="26"/>
-              </w:rPr>
-              <w:t>.</w:t>
-            </w:r>
-            <w:proofErr w:type="spellStart"/>
-            <w:r>
-              <w:rPr>
-                <w:sz w:val="26"/>
-                <w:szCs w:val="26"/>
                 <w:lang w:val="en-US"/>
               </w:rPr>
-              <w:t>Contract_Date__c</w:t>
+              <w:t>Contract__</w:t>
+            </w:r>
+            <w:proofErr w:type="gramStart"/>
+            <w:r>
+              <w:rPr>
+                <w:sz w:val="26"/>
+                <w:szCs w:val="26"/>
+                <w:lang w:val="en-US"/>
+              </w:rPr>
+              <w:t>c.Contract</w:t>
+            </w:r>
+            <w:proofErr w:type="gramEnd"/>
+            <w:r>
+              <w:rPr>
+                <w:sz w:val="26"/>
+                <w:szCs w:val="26"/>
+                <w:lang w:val="en-US"/>
+              </w:rPr>
+              <w:t>_Date__c</w:t>
             </w:r>
             <w:proofErr w:type="spellEnd"/>
             <w:r>
@@ -1427,6 +1496,7 @@
               <w:t>{Contract__</w:t>
             </w:r>
             <w:proofErr w:type="spellStart"/>
+            <w:proofErr w:type="gramStart"/>
             <w:r>
               <w:rPr>
                 <w:bCs/>
@@ -1437,6 +1507,7 @@
               <w:t>c.Name</w:t>
             </w:r>
             <w:proofErr w:type="spellEnd"/>
+            <w:proofErr w:type="gramEnd"/>
             <w:r>
               <w:rPr>
                 <w:bCs/>
@@ -1557,7 +1628,11 @@
             </w:r>
             <w:proofErr w:type="spellStart"/>
             <w:r>
-              <w:t>Account__c</w:t>
+              <w:t>Account__</w:t>
+            </w:r>
+            <w:proofErr w:type="gramStart"/>
+            <w:r>
+              <w:t>c</w:t>
             </w:r>
             <w:proofErr w:type="spellEnd"/>
             <w:r>
@@ -1569,6 +1644,7 @@
               </w:rPr>
               <w:t>Name</w:t>
             </w:r>
+            <w:proofErr w:type="gramEnd"/>
             <w:r>
               <w:t>}</w:t>
             </w:r>
@@ -1599,6 +1675,7 @@
               <w:t>Account__</w:t>
             </w:r>
             <w:proofErr w:type="spellStart"/>
+            <w:proofErr w:type="gramStart"/>
             <w:r>
               <w:rPr>
                 <w:lang w:val="en-US"/>
@@ -1606,6 +1683,7 @@
               <w:t>c.BillingStreet</w:t>
             </w:r>
             <w:proofErr w:type="spellEnd"/>
+            <w:proofErr w:type="gramEnd"/>
             <w:r>
               <w:rPr>
                 <w:lang w:val="en-US"/>
@@ -1639,6 +1717,7 @@
               <w:t>Account__</w:t>
             </w:r>
             <w:proofErr w:type="spellStart"/>
+            <w:proofErr w:type="gramStart"/>
             <w:r>
               <w:rPr>
                 <w:lang w:val="en-US"/>
@@ -1646,6 +1725,7 @@
               <w:t>c.BillingPostalCode</w:t>
             </w:r>
             <w:proofErr w:type="spellEnd"/>
+            <w:proofErr w:type="gramEnd"/>
             <w:r>
               <w:rPr>
                 <w:lang w:val="en-US"/>
@@ -1702,41 +1782,20 @@
             </w:r>
             <w:r>
               <w:rPr>
-                <w:sz w:val="26"/>
-                <w:szCs w:val="26"/>
-              </w:rPr>
-              <w:t>Account</w:t>
-            </w:r>
-            <w:r>
-              <w:rPr>
-                <w:sz w:val="26"/>
-                <w:szCs w:val="26"/>
-              </w:rPr>
-              <w:t>__</w:t>
+                <w:lang w:val="en-US"/>
+              </w:rPr>
+              <w:t>Account__</w:t>
             </w:r>
             <w:proofErr w:type="spellStart"/>
-            <w:r>
-              <w:rPr>
-                <w:sz w:val="26"/>
-                <w:szCs w:val="26"/>
-              </w:rPr>
-              <w:t>c</w:t>
-            </w:r>
-            <w:r>
-              <w:rPr>
-                <w:sz w:val="26"/>
-                <w:szCs w:val="26"/>
-              </w:rPr>
-              <w:t>.</w:t>
-            </w:r>
-            <w:r>
-              <w:rPr>
-                <w:sz w:val="26"/>
-                <w:szCs w:val="26"/>
-              </w:rPr>
-              <w:t>AccountNumber</w:t>
+            <w:proofErr w:type="gramStart"/>
+            <w:r>
+              <w:rPr>
+                <w:lang w:val="en-US"/>
+              </w:rPr>
+              <w:t>c.AccountNumber</w:t>
             </w:r>
             <w:proofErr w:type="spellEnd"/>
+            <w:proofErr w:type="gramEnd"/>
             <w:r>
               <w:rPr>
                 <w:sz w:val="26"/>
@@ -1791,29 +1850,35 @@
               <w:rPr>
                 <w:sz w:val="26"/>
                 <w:szCs w:val="26"/>
-              </w:rPr>
-              <w:t>Account</w:t>
-            </w:r>
-            <w:r>
-              <w:rPr>
-                <w:sz w:val="26"/>
-                <w:szCs w:val="26"/>
+                <w:lang w:val="en-US"/>
+              </w:rPr>
+              <w:t>Contract__</w:t>
+            </w:r>
+            <w:proofErr w:type="gramStart"/>
+            <w:r>
+              <w:rPr>
+                <w:sz w:val="26"/>
+                <w:szCs w:val="26"/>
+                <w:lang w:val="en-US"/>
+              </w:rPr>
+              <w:t>c</w:t>
+            </w:r>
+            <w:r>
+              <w:rPr>
+                <w:sz w:val="26"/>
+                <w:szCs w:val="26"/>
+                <w:lang w:val="en-US"/>
+              </w:rPr>
+              <w:t>.Broker</w:t>
+            </w:r>
+            <w:proofErr w:type="gramEnd"/>
+            <w:r>
+              <w:rPr>
+                <w:sz w:val="26"/>
+                <w:szCs w:val="26"/>
+                <w:lang w:val="en-US"/>
               </w:rPr>
               <w:t>__c</w:t>
-            </w:r>
-            <w:r>
-              <w:rPr>
-                <w:sz w:val="26"/>
-                <w:szCs w:val="26"/>
-              </w:rPr>
-              <w:t>.</w:t>
-            </w:r>
-            <w:r>
-              <w:rPr>
-                <w:sz w:val="26"/>
-                <w:szCs w:val="26"/>
-              </w:rPr>
-              <w:t>Broker__c</w:t>
             </w:r>
             <w:proofErr w:type="spellEnd"/>
             <w:r>
@@ -1879,6 +1944,7 @@
               <w:t>Commodity__</w:t>
             </w:r>
             <w:proofErr w:type="spellStart"/>
+            <w:proofErr w:type="gramStart"/>
             <w:r>
               <w:rPr>
                 <w:sz w:val="26"/>
@@ -1894,6 +1960,7 @@
               <w:t>Name</w:t>
             </w:r>
             <w:proofErr w:type="spellEnd"/>
+            <w:proofErr w:type="gramEnd"/>
             <w:r>
               <w:rPr>
                 <w:sz w:val="26"/>
@@ -1948,14 +2015,30 @@
                 <w:sz w:val="26"/>
                 <w:szCs w:val="26"/>
               </w:rPr>
-              <w:t>Contract__c.</w:t>
-            </w:r>
-            <w:r>
-              <w:rPr>
-                <w:sz w:val="26"/>
-                <w:szCs w:val="26"/>
-              </w:rPr>
-              <w:t>Quantity__c</w:t>
+              <w:t>Contract__</w:t>
+            </w:r>
+            <w:proofErr w:type="gramStart"/>
+            <w:r>
+              <w:rPr>
+                <w:sz w:val="26"/>
+                <w:szCs w:val="26"/>
+              </w:rPr>
+              <w:t>c.</w:t>
+            </w:r>
+            <w:r>
+              <w:rPr>
+                <w:sz w:val="26"/>
+                <w:szCs w:val="26"/>
+              </w:rPr>
+              <w:t>Quantity</w:t>
+            </w:r>
+            <w:proofErr w:type="gramEnd"/>
+            <w:r>
+              <w:rPr>
+                <w:sz w:val="26"/>
+                <w:szCs w:val="26"/>
+              </w:rPr>
+              <w:t>__c</w:t>
             </w:r>
             <w:proofErr w:type="spellEnd"/>
             <w:r>
@@ -2019,14 +2102,30 @@
                 <w:sz w:val="26"/>
                 <w:szCs w:val="26"/>
               </w:rPr>
-              <w:t>Contract__c.</w:t>
-            </w:r>
-            <w:r>
-              <w:rPr>
-                <w:sz w:val="26"/>
-                <w:szCs w:val="26"/>
-              </w:rPr>
-              <w:t>Price__c</w:t>
+              <w:t>Contract__</w:t>
+            </w:r>
+            <w:proofErr w:type="gramStart"/>
+            <w:r>
+              <w:rPr>
+                <w:sz w:val="26"/>
+                <w:szCs w:val="26"/>
+              </w:rPr>
+              <w:t>c.</w:t>
+            </w:r>
+            <w:r>
+              <w:rPr>
+                <w:sz w:val="26"/>
+                <w:szCs w:val="26"/>
+              </w:rPr>
+              <w:t>Price</w:t>
+            </w:r>
+            <w:proofErr w:type="gramEnd"/>
+            <w:r>
+              <w:rPr>
+                <w:sz w:val="26"/>
+                <w:szCs w:val="26"/>
+              </w:rPr>
+              <w:t>_Value__c</w:t>
             </w:r>
             <w:proofErr w:type="spellEnd"/>
             <w:r>
@@ -2083,14 +2182,30 @@
                 <w:sz w:val="26"/>
                 <w:szCs w:val="26"/>
               </w:rPr>
-              <w:t>Contract__c.</w:t>
-            </w:r>
-            <w:r>
-              <w:rPr>
-                <w:sz w:val="26"/>
-                <w:szCs w:val="26"/>
-              </w:rPr>
-              <w:t>Quality__c</w:t>
+              <w:t>Contract__</w:t>
+            </w:r>
+            <w:proofErr w:type="gramStart"/>
+            <w:r>
+              <w:rPr>
+                <w:sz w:val="26"/>
+                <w:szCs w:val="26"/>
+              </w:rPr>
+              <w:t>c.</w:t>
+            </w:r>
+            <w:r>
+              <w:rPr>
+                <w:sz w:val="26"/>
+                <w:szCs w:val="26"/>
+              </w:rPr>
+              <w:t>Quality</w:t>
+            </w:r>
+            <w:proofErr w:type="gramEnd"/>
+            <w:r>
+              <w:rPr>
+                <w:sz w:val="26"/>
+                <w:szCs w:val="26"/>
+              </w:rPr>
+              <w:t>__c</w:t>
             </w:r>
             <w:proofErr w:type="spellEnd"/>
             <w:r>
@@ -2147,14 +2262,30 @@
                 <w:sz w:val="26"/>
                 <w:szCs w:val="26"/>
               </w:rPr>
-              <w:t>Contract__c.</w:t>
-            </w:r>
-            <w:r>
-              <w:rPr>
-                <w:sz w:val="26"/>
-                <w:szCs w:val="26"/>
-              </w:rPr>
-              <w:t>Position__c</w:t>
+              <w:t>Contract__</w:t>
+            </w:r>
+            <w:proofErr w:type="gramStart"/>
+            <w:r>
+              <w:rPr>
+                <w:sz w:val="26"/>
+                <w:szCs w:val="26"/>
+              </w:rPr>
+              <w:t>c.</w:t>
+            </w:r>
+            <w:r>
+              <w:rPr>
+                <w:sz w:val="26"/>
+                <w:szCs w:val="26"/>
+              </w:rPr>
+              <w:t>Position</w:t>
+            </w:r>
+            <w:proofErr w:type="gramEnd"/>
+            <w:r>
+              <w:rPr>
+                <w:sz w:val="26"/>
+                <w:szCs w:val="26"/>
+              </w:rPr>
+              <w:t>__c</w:t>
             </w:r>
             <w:proofErr w:type="spellEnd"/>
             <w:r>
@@ -2211,14 +2342,30 @@
                 <w:sz w:val="26"/>
                 <w:szCs w:val="26"/>
               </w:rPr>
-              <w:t>Contract__c.</w:t>
-            </w:r>
-            <w:r>
-              <w:rPr>
-                <w:sz w:val="26"/>
-                <w:szCs w:val="26"/>
-              </w:rPr>
-              <w:t>Delivery__c</w:t>
+              <w:t>Contract__</w:t>
+            </w:r>
+            <w:proofErr w:type="gramStart"/>
+            <w:r>
+              <w:rPr>
+                <w:sz w:val="26"/>
+                <w:szCs w:val="26"/>
+              </w:rPr>
+              <w:t>c.</w:t>
+            </w:r>
+            <w:r>
+              <w:rPr>
+                <w:sz w:val="26"/>
+                <w:szCs w:val="26"/>
+              </w:rPr>
+              <w:t>Delivery</w:t>
+            </w:r>
+            <w:proofErr w:type="gramEnd"/>
+            <w:r>
+              <w:rPr>
+                <w:sz w:val="26"/>
+                <w:szCs w:val="26"/>
+              </w:rPr>
+              <w:t>__c</w:t>
             </w:r>
             <w:proofErr w:type="spellEnd"/>
             <w:r>
@@ -2275,14 +2422,30 @@
                 <w:sz w:val="26"/>
                 <w:szCs w:val="26"/>
               </w:rPr>
-              <w:t>Contract__c.</w:t>
-            </w:r>
-            <w:r>
-              <w:rPr>
-                <w:sz w:val="26"/>
-                <w:szCs w:val="26"/>
-              </w:rPr>
-              <w:t>Payment_terms__c</w:t>
+              <w:t>Contract__</w:t>
+            </w:r>
+            <w:proofErr w:type="gramStart"/>
+            <w:r>
+              <w:rPr>
+                <w:sz w:val="26"/>
+                <w:szCs w:val="26"/>
+              </w:rPr>
+              <w:t>c.</w:t>
+            </w:r>
+            <w:r>
+              <w:rPr>
+                <w:sz w:val="26"/>
+                <w:szCs w:val="26"/>
+              </w:rPr>
+              <w:t>Payment</w:t>
+            </w:r>
+            <w:proofErr w:type="gramEnd"/>
+            <w:r>
+              <w:rPr>
+                <w:sz w:val="26"/>
+                <w:szCs w:val="26"/>
+              </w:rPr>
+              <w:t>_terms__c</w:t>
             </w:r>
             <w:proofErr w:type="spellEnd"/>
             <w:r>

--- a/src/templates/template_Sales_Contract_v2.docx
+++ b/src/templates/template_Sales_Contract_v2.docx
@@ -27,13 +27,13 @@
         <mc:AlternateContent>
           <mc:Choice Requires="wps">
             <w:drawing>
-              <wp:anchor distT="0" distB="0" distL="114300" distR="114300" simplePos="0" relativeHeight="251660288" behindDoc="0" locked="0" layoutInCell="1" allowOverlap="1" wp14:anchorId="1DB04DF8" wp14:editId="01431779">
+              <wp:anchor distT="0" distB="0" distL="114300" distR="114300" simplePos="0" relativeHeight="251660288" behindDoc="0" locked="0" layoutInCell="1" allowOverlap="1" wp14:anchorId="1DB04DF8" wp14:editId="4249B7AC">
                 <wp:simplePos x="0" y="0"/>
                 <wp:positionH relativeFrom="margin">
                   <wp:align>right</wp:align>
                 </wp:positionH>
                 <wp:positionV relativeFrom="paragraph">
-                  <wp:posOffset>-252730</wp:posOffset>
+                  <wp:posOffset>-233680</wp:posOffset>
                 </wp:positionV>
                 <wp:extent cx="4895850" cy="1781175"/>
                 <wp:effectExtent l="0" t="0" r="0" b="9525"/>
@@ -324,7 +324,7 @@
                                 <w:b/>
                                 <w:sz w:val="14"/>
                                 <w:szCs w:val="14"/>
-                                <w:lang w:val="ru-RU"/>
+                                <w:lang w:val="en-US"/>
                               </w:rPr>
                               <w:t xml:space="preserve"> </w:t>
                             </w:r>
@@ -587,7 +587,7 @@
                 <v:stroke joinstyle="miter"/>
                 <v:path gradientshapeok="t" o:connecttype="rect"/>
               </v:shapetype>
-              <v:shape id="Text Box 5" o:spid="_x0000_s1026" type="#_x0000_t202" style="position:absolute;margin-left:334.3pt;margin-top:-19.9pt;width:385.5pt;height:140.25pt;z-index:251660288;visibility:visible;mso-wrap-style:square;mso-width-percent:0;mso-height-percent:0;mso-wrap-distance-left:9pt;mso-wrap-distance-top:0;mso-wrap-distance-right:9pt;mso-wrap-distance-bottom:0;mso-position-horizontal:right;mso-position-horizontal-relative:margin;mso-position-vertical:absolute;mso-position-vertical-relative:text;mso-width-percent:0;mso-height-percent:0;mso-width-relative:margin;mso-height-relative:margin;v-text-anchor:top" o:gfxdata="UEsDBBQABgAIAAAAIQC2gziS/gAAAOEBAAATAAAAW0NvbnRlbnRfVHlwZXNdLnhtbJSRQU7DMBBF&#10;90jcwfIWJU67QAgl6YK0S0CoHGBkTxKLZGx5TGhvj5O2G0SRWNoz/78nu9wcxkFMGNg6quQqL6RA&#10;0s5Y6ir5vt9lD1JwBDIwOMJKHpHlpr69KfdHjyxSmriSfYz+USnWPY7AufNIadK6MEJMx9ApD/oD&#10;OlTrorhX2lFEilmcO2RdNtjC5xDF9pCuTyYBB5bi6bQ4syoJ3g9WQ0ymaiLzg5KdCXlKLjvcW893&#10;SUOqXwnz5DrgnHtJTxOsQfEKIT7DmDSUCaxw7Rqn8787ZsmRM9e2VmPeBN4uqYvTtW7jvijg9N/y&#10;JsXecLq0q+WD6m8AAAD//wMAUEsDBBQABgAIAAAAIQA4/SH/1gAAAJQBAAALAAAAX3JlbHMvLnJl&#10;bHOkkMFqwzAMhu+DvYPRfXGawxijTi+j0GvpHsDYimMaW0Yy2fr2M4PBMnrbUb/Q94l/f/hMi1qR&#10;JVI2sOt6UJgd+ZiDgffL8ekFlFSbvV0oo4EbChzGx4f9GRdb25HMsYhqlCwG5lrLq9biZkxWOiqY&#10;22YiTra2kYMu1l1tQD30/bPm3wwYN0x18gb45AdQl1tp5j/sFB2T0FQ7R0nTNEV3j6o9feQzro1i&#10;OWA14Fm+Q8a1a8+Bvu/d/dMb2JY5uiPbhG/ktn4cqGU/er3pcvwCAAD//wMAUEsDBBQABgAIAAAA&#10;IQA34tvaZQIAADAFAAAOAAAAZHJzL2Uyb0RvYy54bWysVEtv2zAMvg/YfxB0XxwXyZIGdYqsRYcB&#10;RVssHXpWZCkxJosapcTOfv0o2Xms26XDLrbENz9+1NV1Wxu2U+grsAXPB0POlJVQVnZd8G/Pdx+m&#10;nPkgbCkMWFXwvfL8ev7+3VXjZuoCNmBKhYyCWD9rXME3IbhZlnm5UbXwA3DKklID1iLQFddZiaKh&#10;6LXJLobDj1kDWDoEqbwn6W2n5PMUX2slw6PWXgVmCk61hfTF9F3Fbza/ErM1CrepZF+G+IcqalFZ&#10;SnoMdSuCYFus/ghVVxLBgw4DCXUGWldSpR6om3z4qpvlRjiVeiFwvDvC5P9fWPmwW7onZKH9BC0N&#10;MALSOD/zJIz9tBrr+KdKGekJwv0RNtUGJkk4ml6Op2NSSdLlk2meT8YxTnZyd+jDZwU1i4eCI80l&#10;wSV29z50pgeTmM3CXWVMmo2xvwkoZpRkpxrTKeyNinbGflWaVWUqNQq8xPXqxiDrZk6kpDoPk0/B&#10;yCEaakr4Rt/eJXqrRLU3+h+dUn6w4ehfVxYwAZQWQcUGdoIoXH5PE6LCdWd/gKIDIGIR2lXbD3EF&#10;5Z5mi9DR3jt5VxH+98KHJ4HEc8KCdjc80kcbaAoO/YmzDeDPv8mjPdGPtJw1tDcF9z+2AhVn5osl&#10;Yl7moxGFDekyGk8u6ILnmtW5xm7rG6C+cnolnEzHaB/M4agR6hda8UXMSiphJeUueDgcb0I3WXoi&#10;pFoskhGtlhPh3i6djKEjvJFdz+2LQNdTMBB7H+CwYWL2iomdbfS0sNgG0FWiaQS4Q7UHntYyEb1/&#10;QuLen9+T1emhm/8CAAD//wMAUEsDBBQABgAIAAAAIQDFSvsF3AAAAAgBAAAPAAAAZHJzL2Rvd25y&#10;ZXYueG1sTI9NT8MwDIbvSPyHyEjctmRjUFbqTgjEFbTxIXHLGq+taJyqydby7zEnONqv9fp5is3k&#10;O3WiIbaBERZzA4q4Cq7lGuHt9Wl2Cyomy852gQnhmyJsyvOzwuYujLyl0y7VSko45hahSanPtY5V&#10;Q97GeeiJJTuEwdsk41BrN9hRyn2nl8bcaG9blg+N7emhoeprd/QI78+Hz4+Veakf/XU/hslo9muN&#10;eHkx3d+BSjSlv2P4xRd0KIVpH47souoQRCQhzK7WIiBxli1ks0dYrkwGuiz0f4HyBwAA//8DAFBL&#10;AQItABQABgAIAAAAIQC2gziS/gAAAOEBAAATAAAAAAAAAAAAAAAAAAAAAABbQ29udGVudF9UeXBl&#10;c10ueG1sUEsBAi0AFAAGAAgAAAAhADj9If/WAAAAlAEAAAsAAAAAAAAAAAAAAAAALwEAAF9yZWxz&#10;Ly5yZWxzUEsBAi0AFAAGAAgAAAAhADfi29plAgAAMAUAAA4AAAAAAAAAAAAAAAAALgIAAGRycy9l&#10;Mm9Eb2MueG1sUEsBAi0AFAAGAAgAAAAhAMVK+wXcAAAACAEAAA8AAAAAAAAAAAAAAAAAvwQAAGRy&#10;cy9kb3ducmV2LnhtbFBLBQYAAAAABAAEAPMAAADIBQAAAAA=&#10;" filled="f" stroked="f">
+              <v:shape id="Text Box 5" o:spid="_x0000_s1026" type="#_x0000_t202" style="position:absolute;margin-left:334.3pt;margin-top:-18.4pt;width:385.5pt;height:140.25pt;z-index:251660288;visibility:visible;mso-wrap-style:square;mso-width-percent:0;mso-height-percent:0;mso-wrap-distance-left:9pt;mso-wrap-distance-top:0;mso-wrap-distance-right:9pt;mso-wrap-distance-bottom:0;mso-position-horizontal:right;mso-position-horizontal-relative:margin;mso-position-vertical:absolute;mso-position-vertical-relative:text;mso-width-percent:0;mso-height-percent:0;mso-width-relative:margin;mso-height-relative:margin;v-text-anchor:top" o:gfxdata="UEsDBBQABgAIAAAAIQC2gziS/gAAAOEBAAATAAAAW0NvbnRlbnRfVHlwZXNdLnhtbJSRQU7DMBBF&#10;90jcwfIWJU67QAgl6YK0S0CoHGBkTxKLZGx5TGhvj5O2G0SRWNoz/78nu9wcxkFMGNg6quQqL6RA&#10;0s5Y6ir5vt9lD1JwBDIwOMJKHpHlpr69KfdHjyxSmriSfYz+USnWPY7AufNIadK6MEJMx9ApD/oD&#10;OlTrorhX2lFEilmcO2RdNtjC5xDF9pCuTyYBB5bi6bQ4syoJ3g9WQ0ymaiLzg5KdCXlKLjvcW893&#10;SUOqXwnz5DrgnHtJTxOsQfEKIT7DmDSUCaxw7Rqn8787ZsmRM9e2VmPeBN4uqYvTtW7jvijg9N/y&#10;JsXecLq0q+WD6m8AAAD//wMAUEsDBBQABgAIAAAAIQA4/SH/1gAAAJQBAAALAAAAX3JlbHMvLnJl&#10;bHOkkMFqwzAMhu+DvYPRfXGawxijTi+j0GvpHsDYimMaW0Yy2fr2M4PBMnrbUb/Q94l/f/hMi1qR&#10;JVI2sOt6UJgd+ZiDgffL8ekFlFSbvV0oo4EbChzGx4f9GRdb25HMsYhqlCwG5lrLq9biZkxWOiqY&#10;22YiTra2kYMu1l1tQD30/bPm3wwYN0x18gb45AdQl1tp5j/sFB2T0FQ7R0nTNEV3j6o9feQzro1i&#10;OWA14Fm+Q8a1a8+Bvu/d/dMb2JY5uiPbhG/ktn4cqGU/er3pcvwCAAD//wMAUEsDBBQABgAIAAAA&#10;IQA34tvaZQIAADAFAAAOAAAAZHJzL2Uyb0RvYy54bWysVEtv2zAMvg/YfxB0XxwXyZIGdYqsRYcB&#10;RVssHXpWZCkxJosapcTOfv0o2Xms26XDLrbENz9+1NV1Wxu2U+grsAXPB0POlJVQVnZd8G/Pdx+m&#10;nPkgbCkMWFXwvfL8ev7+3VXjZuoCNmBKhYyCWD9rXME3IbhZlnm5UbXwA3DKklID1iLQFddZiaKh&#10;6LXJLobDj1kDWDoEqbwn6W2n5PMUX2slw6PWXgVmCk61hfTF9F3Fbza/ErM1CrepZF+G+IcqalFZ&#10;SnoMdSuCYFus/ghVVxLBgw4DCXUGWldSpR6om3z4qpvlRjiVeiFwvDvC5P9fWPmwW7onZKH9BC0N&#10;MALSOD/zJIz9tBrr+KdKGekJwv0RNtUGJkk4ml6Op2NSSdLlk2meT8YxTnZyd+jDZwU1i4eCI80l&#10;wSV29z50pgeTmM3CXWVMmo2xvwkoZpRkpxrTKeyNinbGflWaVWUqNQq8xPXqxiDrZk6kpDoPk0/B&#10;yCEaakr4Rt/eJXqrRLU3+h+dUn6w4ehfVxYwAZQWQcUGdoIoXH5PE6LCdWd/gKIDIGIR2lXbD3EF&#10;5Z5mi9DR3jt5VxH+98KHJ4HEc8KCdjc80kcbaAoO/YmzDeDPv8mjPdGPtJw1tDcF9z+2AhVn5osl&#10;Yl7moxGFDekyGk8u6ILnmtW5xm7rG6C+cnolnEzHaB/M4agR6hda8UXMSiphJeUueDgcb0I3WXoi&#10;pFoskhGtlhPh3i6djKEjvJFdz+2LQNdTMBB7H+CwYWL2iomdbfS0sNgG0FWiaQS4Q7UHntYyEb1/&#10;QuLen9+T1emhm/8CAAD//wMAUEsDBBQABgAIAAAAIQC1AGsL3QAAAAgBAAAPAAAAZHJzL2Rvd25y&#10;ZXYueG1sTI9NT8MwDIbvSPyHyEjctmQfrFDqTgjEFcT4kLhljddWNE7VZGv595gTHO3Xev08xXby&#10;nTrRENvACIu5AUVcBddyjfD2+ji7BhWTZWe7wITwTRG25flZYXMXRn6h0y7VSko45hahSanPtY5V&#10;Q97GeeiJJTuEwdsk41BrN9hRyn2nl8ZstLcty4fG9nTfUPW1O3qE96fD58faPNcP/qofw2Q0+xuN&#10;eHkx3d2CSjSlv2P4xRd0KIVpH47souoQRCQhzFYbEZA4yxay2SMs16sMdFno/wLlDwAAAP//AwBQ&#10;SwECLQAUAAYACAAAACEAtoM4kv4AAADhAQAAEwAAAAAAAAAAAAAAAAAAAAAAW0NvbnRlbnRfVHlw&#10;ZXNdLnhtbFBLAQItABQABgAIAAAAIQA4/SH/1gAAAJQBAAALAAAAAAAAAAAAAAAAAC8BAABfcmVs&#10;cy8ucmVsc1BLAQItABQABgAIAAAAIQA34tvaZQIAADAFAAAOAAAAAAAAAAAAAAAAAC4CAABkcnMv&#10;ZTJvRG9jLnhtbFBLAQItABQABgAIAAAAIQC1AGsL3QAAAAgBAAAPAAAAAAAAAAAAAAAAAL8EAABk&#10;cnMvZG93bnJldi54bWxQSwUGAAAAAAQABADzAAAAyQUAAAAA&#10;" filled="f" stroked="f">
                 <v:textbox>
                   <w:txbxContent>
                     <w:p>
@@ -841,7 +841,7 @@
                           <w:b/>
                           <w:sz w:val="14"/>
                           <w:szCs w:val="14"/>
-                          <w:lang w:val="ru-RU"/>
+                          <w:lang w:val="en-US"/>
                         </w:rPr>
                         <w:t xml:space="preserve"> </w:t>
                       </w:r>
@@ -1093,10 +1093,10 @@
         <mc:AlternateContent>
           <mc:Choice Requires="wps">
             <w:drawing>
-              <wp:anchor distT="0" distB="0" distL="114300" distR="114300" simplePos="0" relativeHeight="251659264" behindDoc="0" locked="0" layoutInCell="1" allowOverlap="1" wp14:anchorId="328FD266" wp14:editId="2B4A9CB2">
+              <wp:anchor distT="0" distB="0" distL="114300" distR="114300" simplePos="0" relativeHeight="251659264" behindDoc="0" locked="0" layoutInCell="1" allowOverlap="1" wp14:anchorId="328FD266" wp14:editId="48C743AC">
                 <wp:simplePos x="0" y="0"/>
                 <wp:positionH relativeFrom="column">
-                  <wp:posOffset>-257175</wp:posOffset>
+                  <wp:posOffset>-28575</wp:posOffset>
                 </wp:positionH>
                 <wp:positionV relativeFrom="paragraph">
                   <wp:posOffset>-259715</wp:posOffset>
@@ -1206,7 +1206,7 @@
           </mc:Choice>
           <mc:Fallback>
             <w:pict>
-              <v:shape w14:anchorId="328FD266" id="Text Box 4" o:spid="_x0000_s1027" type="#_x0000_t202" style="position:absolute;margin-left:-20.25pt;margin-top:-20.45pt;width:306.75pt;height:129pt;z-index:251659264;visibility:visible;mso-wrap-style:square;mso-width-percent:0;mso-height-percent:0;mso-wrap-distance-left:9pt;mso-wrap-distance-top:0;mso-wrap-distance-right:9pt;mso-wrap-distance-bottom:0;mso-position-horizontal:absolute;mso-position-horizontal-relative:text;mso-position-vertical:absolute;mso-position-vertical-relative:text;mso-width-percent:0;mso-height-percent:0;mso-width-relative:margin;mso-height-relative:margin;v-text-anchor:top" o:gfxdata="UEsDBBQABgAIAAAAIQC2gziS/gAAAOEBAAATAAAAW0NvbnRlbnRfVHlwZXNdLnhtbJSRQU7DMBBF&#10;90jcwfIWJU67QAgl6YK0S0CoHGBkTxKLZGx5TGhvj5O2G0SRWNoz/78nu9wcxkFMGNg6quQqL6RA&#10;0s5Y6ir5vt9lD1JwBDIwOMJKHpHlpr69KfdHjyxSmriSfYz+USnWPY7AufNIadK6MEJMx9ApD/oD&#10;OlTrorhX2lFEilmcO2RdNtjC5xDF9pCuTyYBB5bi6bQ4syoJ3g9WQ0ymaiLzg5KdCXlKLjvcW893&#10;SUOqXwnz5DrgnHtJTxOsQfEKIT7DmDSUCaxw7Rqn8787ZsmRM9e2VmPeBN4uqYvTtW7jvijg9N/y&#10;JsXecLq0q+WD6m8AAAD//wMAUEsDBBQABgAIAAAAIQA4/SH/1gAAAJQBAAALAAAAX3JlbHMvLnJl&#10;bHOkkMFqwzAMhu+DvYPRfXGawxijTi+j0GvpHsDYimMaW0Yy2fr2M4PBMnrbUb/Q94l/f/hMi1qR&#10;JVI2sOt6UJgd+ZiDgffL8ekFlFSbvV0oo4EbChzGx4f9GRdb25HMsYhqlCwG5lrLq9biZkxWOiqY&#10;22YiTra2kYMu1l1tQD30/bPm3wwYN0x18gb45AdQl1tp5j/sFB2T0FQ7R0nTNEV3j6o9feQzro1i&#10;OWA14Fm+Q8a1a8+Bvu/d/dMb2JY5uiPbhG/ktn4cqGU/er3pcvwCAAD//wMAUEsDBBQABgAIAAAA&#10;IQC9evaWZwIAADcFAAAOAAAAZHJzL2Uyb0RvYy54bWysVEtvEzEQviPxHyzfyebVkkbZVCFVEFLV&#10;VqSoZ8drJyu8HjN2sht+PWNvXhQuRVx27XnPN994cttUhu0U+hJsznudLmfKSihKu875t+fFhxFn&#10;PghbCANW5XyvPL+dvn83qd1Y9WEDplDIKIj149rlfBOCG2eZlxtVCd8BpywpNWAlAl1xnRUoaope&#10;mazf7V5nNWDhEKTynqR3rZJPU3ytlQyPWnsVmMk51RbSF9N3Fb/ZdCLGaxRuU8pDGeIfqqhEaSnp&#10;KdSdCIJtsfwjVFVKBA86dCRUGWhdSpV6oG563VfdLDfCqdQLgePdCSb//8LKh93SPSELzSdoaIAR&#10;kNr5sSdh7KfRWMU/VcpITxDuT7CpJjBJwsHo5upj/4ozSbre9WA06CZgs7O7Qx8+K6hYPOQcaS4J&#10;LrG794FSkunRJGazsCiNSbMx9jcBGUZJdq4xncLeqGhn7FelWVmkUqPAS1yv5gZZO3MiJbVwnHwK&#10;Rg7RUFPCN/oeXKK3SlR7o//JKeUHG07+VWkBE0BpEVRsYCeIwsX3NCEqXLf2RyhaACIWoVk1hMDF&#10;LFdQ7GnECC37vZOLksZwL3x4Ekh0J0hohcMjfbSBOudwOHG2Afz5N3m0JxaSlrOa1ifn/sdWoOLM&#10;fLHEz5vecBj3LV2GRA+64KVmdamx22oO1F6PHgsn0zHaB3M8aoTqhTZ9FrOSSlhJuXMejsd5aAdM&#10;L4VUs1kyog1zItzbpZMxdEQ5kuy5eRHoDkwMROIHOC6aGL8iZGsbPS3MtgF0mdgacW5RPeBP25lI&#10;fHhJ4vpf3pPV+b2b/gIAAP//AwBQSwMEFAAGAAgAAAAhAFpT11jfAAAACwEAAA8AAABkcnMvZG93&#10;bnJldi54bWxMj01PwzAMhu9I/IfIk7htScfKWNd0QiCuQxsfEres8dqKxqmabC3/HrML3Gz50evn&#10;zTeja8UZ+9B40pDMFAik0tuGKg1vr8/TexAhGrKm9YQavjHApri+yk1m/UA7PO9jJTiEQmY01DF2&#10;mZShrNGZMPMdEt+Ovncm8tpX0vZm4HDXyrlSd9KZhvhDbTp8rLH82p+chvft8fNjoV6qJ5d2gx+V&#10;JLeSWt9Mxoc1iIhj/IPhV5/VoWCngz+RDaLVMF2olNHLsALBRLq85XYHDfNkmYAscvm/Q/EDAAD/&#10;/wMAUEsBAi0AFAAGAAgAAAAhALaDOJL+AAAA4QEAABMAAAAAAAAAAAAAAAAAAAAAAFtDb250ZW50&#10;X1R5cGVzXS54bWxQSwECLQAUAAYACAAAACEAOP0h/9YAAACUAQAACwAAAAAAAAAAAAAAAAAvAQAA&#10;X3JlbHMvLnJlbHNQSwECLQAUAAYACAAAACEAvXr2lmcCAAA3BQAADgAAAAAAAAAAAAAAAAAuAgAA&#10;ZHJzL2Uyb0RvYy54bWxQSwECLQAUAAYACAAAACEAWlPXWN8AAAALAQAADwAAAAAAAAAAAAAAAADB&#10;BAAAZHJzL2Rvd25yZXYueG1sUEsFBgAAAAAEAAQA8wAAAM0FAAAAAA==&#10;" filled="f" stroked="f">
+              <v:shape w14:anchorId="328FD266" id="Text Box 4" o:spid="_x0000_s1027" type="#_x0000_t202" style="position:absolute;margin-left:-2.25pt;margin-top:-20.45pt;width:306.75pt;height:129pt;z-index:251659264;visibility:visible;mso-wrap-style:square;mso-width-percent:0;mso-height-percent:0;mso-wrap-distance-left:9pt;mso-wrap-distance-top:0;mso-wrap-distance-right:9pt;mso-wrap-distance-bottom:0;mso-position-horizontal:absolute;mso-position-horizontal-relative:text;mso-position-vertical:absolute;mso-position-vertical-relative:text;mso-width-percent:0;mso-height-percent:0;mso-width-relative:margin;mso-height-relative:margin;v-text-anchor:top" o:gfxdata="UEsDBBQABgAIAAAAIQC2gziS/gAAAOEBAAATAAAAW0NvbnRlbnRfVHlwZXNdLnhtbJSRQU7DMBBF&#10;90jcwfIWJU67QAgl6YK0S0CoHGBkTxKLZGx5TGhvj5O2G0SRWNoz/78nu9wcxkFMGNg6quQqL6RA&#10;0s5Y6ir5vt9lD1JwBDIwOMJKHpHlpr69KfdHjyxSmriSfYz+USnWPY7AufNIadK6MEJMx9ApD/oD&#10;OlTrorhX2lFEilmcO2RdNtjC5xDF9pCuTyYBB5bi6bQ4syoJ3g9WQ0ymaiLzg5KdCXlKLjvcW893&#10;SUOqXwnz5DrgnHtJTxOsQfEKIT7DmDSUCaxw7Rqn8787ZsmRM9e2VmPeBN4uqYvTtW7jvijg9N/y&#10;JsXecLq0q+WD6m8AAAD//wMAUEsDBBQABgAIAAAAIQA4/SH/1gAAAJQBAAALAAAAX3JlbHMvLnJl&#10;bHOkkMFqwzAMhu+DvYPRfXGawxijTi+j0GvpHsDYimMaW0Yy2fr2M4PBMnrbUb/Q94l/f/hMi1qR&#10;JVI2sOt6UJgd+ZiDgffL8ekFlFSbvV0oo4EbChzGx4f9GRdb25HMsYhqlCwG5lrLq9biZkxWOiqY&#10;22YiTra2kYMu1l1tQD30/bPm3wwYN0x18gb45AdQl1tp5j/sFB2T0FQ7R0nTNEV3j6o9feQzro1i&#10;OWA14Fm+Q8a1a8+Bvu/d/dMb2JY5uiPbhG/ktn4cqGU/er3pcvwCAAD//wMAUEsDBBQABgAIAAAA&#10;IQC9evaWZwIAADcFAAAOAAAAZHJzL2Uyb0RvYy54bWysVEtvEzEQviPxHyzfyebVkkbZVCFVEFLV&#10;VqSoZ8drJyu8HjN2sht+PWNvXhQuRVx27XnPN994cttUhu0U+hJsznudLmfKSihKu875t+fFhxFn&#10;PghbCANW5XyvPL+dvn83qd1Y9WEDplDIKIj149rlfBOCG2eZlxtVCd8BpywpNWAlAl1xnRUoaope&#10;mazf7V5nNWDhEKTynqR3rZJPU3ytlQyPWnsVmMk51RbSF9N3Fb/ZdCLGaxRuU8pDGeIfqqhEaSnp&#10;KdSdCIJtsfwjVFVKBA86dCRUGWhdSpV6oG563VfdLDfCqdQLgePdCSb//8LKh93SPSELzSdoaIAR&#10;kNr5sSdh7KfRWMU/VcpITxDuT7CpJjBJwsHo5upj/4ozSbre9WA06CZgs7O7Qx8+K6hYPOQcaS4J&#10;LrG794FSkunRJGazsCiNSbMx9jcBGUZJdq4xncLeqGhn7FelWVmkUqPAS1yv5gZZO3MiJbVwnHwK&#10;Rg7RUFPCN/oeXKK3SlR7o//JKeUHG07+VWkBE0BpEVRsYCeIwsX3NCEqXLf2RyhaACIWoVk1hMDF&#10;LFdQ7GnECC37vZOLksZwL3x4Ekh0J0hohcMjfbSBOudwOHG2Afz5N3m0JxaSlrOa1ifn/sdWoOLM&#10;fLHEz5vecBj3LV2GRA+64KVmdamx22oO1F6PHgsn0zHaB3M8aoTqhTZ9FrOSSlhJuXMejsd5aAdM&#10;L4VUs1kyog1zItzbpZMxdEQ5kuy5eRHoDkwMROIHOC6aGL8iZGsbPS3MtgF0mdgacW5RPeBP25lI&#10;fHhJ4vpf3pPV+b2b/gIAAP//AwBQSwMEFAAGAAgAAAAhAP/motHeAAAACgEAAA8AAABkcnMvZG93&#10;bnJldi54bWxMj8FuwjAMhu+TeIfISLtBUgSMdk0RYtp109iYtFtoTFutcaom0O7tZ07bybL86ff3&#10;59vRteKKfWg8aUjmCgRS6W1DlYaP9+fZBkSIhqxpPaGGHwywLSZ3ucmsH+gNr4dYCQ6hkBkNdYxd&#10;JmUoa3QmzH2HxLez752JvPaVtL0ZONy1cqHUWjrTEH+oTYf7Gsvvw8VpOL6cvz6X6rV6cqtu8KOS&#10;5FKp9f103D2CiDjGPxhu+qwOBTud/IVsEK2G2XLF5G2qFAQDa5VyuZOGRfKQgCxy+b9C8QsAAP//&#10;AwBQSwECLQAUAAYACAAAACEAtoM4kv4AAADhAQAAEwAAAAAAAAAAAAAAAAAAAAAAW0NvbnRlbnRf&#10;VHlwZXNdLnhtbFBLAQItABQABgAIAAAAIQA4/SH/1gAAAJQBAAALAAAAAAAAAAAAAAAAAC8BAABf&#10;cmVscy8ucmVsc1BLAQItABQABgAIAAAAIQC9evaWZwIAADcFAAAOAAAAAAAAAAAAAAAAAC4CAABk&#10;cnMvZTJvRG9jLnhtbFBLAQItABQABgAIAAAAIQD/5qLR3gAAAAoBAAAPAAAAAAAAAAAAAAAAAMEE&#10;AABkcnMvZG93bnJldi54bWxQSwUGAAAAAAQABADzAAAAzAUAAAAA&#10;" filled="f" stroked="f">
                 <v:textbox>
                   <w:txbxContent>
                     <w:p>

--- a/src/templates/template_Sales_Contract_v2.docx
+++ b/src/templates/template_Sales_Contract_v2.docx
@@ -1303,7 +1303,37 @@
           <w:bCs/>
           <w:sz w:val="32"/>
           <w:szCs w:val="32"/>
-          <w:lang w:val="ru-RU"/>
+          <w:lang w:val="en-US"/>
+        </w:rPr>
+      </w:pPr>
+    </w:p>
+    <w:p>
+      <w:pPr>
+        <w:widowControl w:val="0"/>
+        <w:autoSpaceDE w:val="0"/>
+        <w:autoSpaceDN w:val="0"/>
+        <w:adjustRightInd w:val="0"/>
+        <w:rPr>
+          <w:b/>
+          <w:bCs/>
+          <w:sz w:val="32"/>
+          <w:szCs w:val="32"/>
+          <w:lang w:val="en-US"/>
+        </w:rPr>
+      </w:pPr>
+    </w:p>
+    <w:p>
+      <w:pPr>
+        <w:widowControl w:val="0"/>
+        <w:autoSpaceDE w:val="0"/>
+        <w:autoSpaceDN w:val="0"/>
+        <w:adjustRightInd w:val="0"/>
+        <w:rPr>
+          <w:b/>
+          <w:bCs/>
+          <w:sz w:val="32"/>
+          <w:szCs w:val="32"/>
+          <w:lang w:val="en-US"/>
         </w:rPr>
       </w:pPr>
     </w:p>
@@ -1371,10 +1401,10 @@
         <w:tblLook w:val="01E0" w:firstRow="1" w:lastRow="1" w:firstColumn="1" w:lastColumn="1" w:noHBand="0" w:noVBand="0"/>
       </w:tblPr>
       <w:tblGrid>
-        <w:gridCol w:w="859"/>
+        <w:gridCol w:w="869"/>
         <w:gridCol w:w="3693"/>
-        <w:gridCol w:w="1750"/>
-        <w:gridCol w:w="2423"/>
+        <w:gridCol w:w="1823"/>
+        <w:gridCol w:w="2340"/>
       </w:tblGrid>
       <w:tr>
         <w:trPr>
@@ -1408,15 +1438,11 @@
           <w:p>
             <w:pPr>
               <w:rPr>
-                <w:sz w:val="26"/>
-                <w:szCs w:val="26"/>
                 <w:lang w:val="en-US"/>
               </w:rPr>
             </w:pPr>
             <w:r>
               <w:rPr>
-                <w:sz w:val="26"/>
-                <w:szCs w:val="26"/>
                 <w:lang w:val="en-US"/>
               </w:rPr>
               <w:t>{</w:t>
@@ -1424,8 +1450,6 @@
             <w:proofErr w:type="spellStart"/>
             <w:r>
               <w:rPr>
-                <w:sz w:val="26"/>
-                <w:szCs w:val="26"/>
                 <w:lang w:val="en-US"/>
               </w:rPr>
               <w:t>Contract__</w:t>
@@ -1433,8 +1457,6 @@
             <w:proofErr w:type="gramStart"/>
             <w:r>
               <w:rPr>
-                <w:sz w:val="26"/>
-                <w:szCs w:val="26"/>
                 <w:lang w:val="en-US"/>
               </w:rPr>
               <w:t>c.Contract</w:t>
@@ -1442,8 +1464,6 @@
             <w:proofErr w:type="gramEnd"/>
             <w:r>
               <w:rPr>
-                <w:sz w:val="26"/>
-                <w:szCs w:val="26"/>
                 <w:lang w:val="en-US"/>
               </w:rPr>
               <w:t>_Date__c</w:t>
@@ -1451,8 +1471,6 @@
             <w:proofErr w:type="spellEnd"/>
             <w:r>
               <w:rPr>
-                <w:sz w:val="26"/>
-                <w:szCs w:val="26"/>
                 <w:lang w:val="en-US"/>
               </w:rPr>
               <w:t>}</w:t>
@@ -1489,8 +1507,6 @@
             <w:r>
               <w:rPr>
                 <w:bCs/>
-                <w:sz w:val="26"/>
-                <w:szCs w:val="26"/>
                 <w:lang w:val="en-US"/>
               </w:rPr>
               <w:t>{Contract__</w:t>
@@ -1500,8 +1516,6 @@
             <w:r>
               <w:rPr>
                 <w:bCs/>
-                <w:sz w:val="26"/>
-                <w:szCs w:val="26"/>
                 <w:lang w:val="en-US"/>
               </w:rPr>
               <w:t>c.Name</w:t>
@@ -1511,8 +1525,6 @@
             <w:r>
               <w:rPr>
                 <w:bCs/>
-                <w:sz w:val="26"/>
-                <w:szCs w:val="26"/>
                 <w:lang w:val="en-US"/>
               </w:rPr>
               <w:t>}</w:t>
